--- a/test/AppForSEII2526.UIT/UC_Booking/Casos de Prueba_UC3.docx
+++ b/test/AppForSEII2526.UIT/UC_Booking/Casos de Prueba_UC3.docx
@@ -744,14 +744,16 @@
       <w:pPr>
         <w:pStyle w:val="TDC1"/>
         <w:tabs>
-          <w:tab w:val="left" w:pos="432"/>
+          <w:tab w:val="left" w:pos="864"/>
         </w:tabs>
         <w:rPr>
           <w:rFonts w:asciiTheme="minorHAnsi" w:eastAsiaTheme="minorEastAsia" w:hAnsiTheme="minorHAnsi" w:cstheme="minorBidi"/>
           <w:noProof/>
-          <w:sz w:val="22"/>
-          <w:szCs w:val="22"/>
+          <w:kern w:val="2"/>
+          <w:sz w:val="24"/>
+          <w:szCs w:val="24"/>
           <w:lang w:val="es-ES" w:eastAsia="es-ES"/>
+          <w14:ligatures w14:val="standardContextual"/>
         </w:rPr>
       </w:pPr>
       <w:r>
@@ -785,9 +787,11 @@
         <w:rPr>
           <w:rFonts w:asciiTheme="minorHAnsi" w:eastAsiaTheme="minorEastAsia" w:hAnsiTheme="minorHAnsi" w:cstheme="minorBidi"/>
           <w:noProof/>
-          <w:sz w:val="22"/>
-          <w:szCs w:val="22"/>
+          <w:kern w:val="2"/>
+          <w:sz w:val="24"/>
+          <w:szCs w:val="24"/>
           <w:lang w:val="es-ES" w:eastAsia="es-ES"/>
+          <w14:ligatures w14:val="standardContextual"/>
         </w:rPr>
         <w:tab/>
       </w:r>
@@ -801,7 +805,6 @@
       <w:r>
         <w:rPr>
           <w:noProof/>
-          <w:lang w:val="es-ES"/>
         </w:rPr>
         <w:tab/>
       </w:r>
@@ -814,9 +817,8 @@
       <w:r>
         <w:rPr>
           <w:noProof/>
-          <w:lang w:val="es-ES"/>
-        </w:rPr>
-        <w:instrText xml:space="preserve"> PAGEREF _Toc278820252 \h </w:instrText>
+        </w:rPr>
+        <w:instrText xml:space="preserve"> PAGEREF _Toc216897003 \h </w:instrText>
       </w:r>
       <w:r>
         <w:rPr>
@@ -832,7 +834,6 @@
       <w:r>
         <w:rPr>
           <w:noProof/>
-          <w:lang w:val="es-ES"/>
         </w:rPr>
         <w:t>1</w:t>
       </w:r>
@@ -847,14 +848,16 @@
       <w:pPr>
         <w:pStyle w:val="TDC1"/>
         <w:tabs>
-          <w:tab w:val="left" w:pos="432"/>
+          <w:tab w:val="left" w:pos="864"/>
         </w:tabs>
         <w:rPr>
           <w:rFonts w:asciiTheme="minorHAnsi" w:eastAsiaTheme="minorEastAsia" w:hAnsiTheme="minorHAnsi" w:cstheme="minorBidi"/>
           <w:noProof/>
-          <w:sz w:val="22"/>
-          <w:szCs w:val="22"/>
+          <w:kern w:val="2"/>
+          <w:sz w:val="24"/>
+          <w:szCs w:val="24"/>
           <w:lang w:val="es-ES" w:eastAsia="es-ES"/>
+          <w14:ligatures w14:val="standardContextual"/>
         </w:rPr>
       </w:pPr>
       <w:r>
@@ -868,9 +871,11 @@
         <w:rPr>
           <w:rFonts w:asciiTheme="minorHAnsi" w:eastAsiaTheme="minorEastAsia" w:hAnsiTheme="minorHAnsi" w:cstheme="minorBidi"/>
           <w:noProof/>
-          <w:sz w:val="22"/>
-          <w:szCs w:val="22"/>
+          <w:kern w:val="2"/>
+          <w:sz w:val="24"/>
+          <w:szCs w:val="24"/>
           <w:lang w:val="es-ES" w:eastAsia="es-ES"/>
+          <w14:ligatures w14:val="standardContextual"/>
         </w:rPr>
         <w:tab/>
       </w:r>
@@ -884,7 +889,6 @@
       <w:r>
         <w:rPr>
           <w:noProof/>
-          <w:lang w:val="es-ES"/>
         </w:rPr>
         <w:tab/>
       </w:r>
@@ -897,9 +901,8 @@
       <w:r>
         <w:rPr>
           <w:noProof/>
-          <w:lang w:val="es-ES"/>
-        </w:rPr>
-        <w:instrText xml:space="preserve"> PAGEREF _Toc278820253 \h </w:instrText>
+        </w:rPr>
+        <w:instrText xml:space="preserve"> PAGEREF _Toc216897004 \h </w:instrText>
       </w:r>
       <w:r>
         <w:rPr>
@@ -915,7 +918,6 @@
       <w:r>
         <w:rPr>
           <w:noProof/>
-          <w:lang w:val="es-ES"/>
         </w:rPr>
         <w:t>1</w:t>
       </w:r>
@@ -930,14 +932,16 @@
       <w:pPr>
         <w:pStyle w:val="TDC1"/>
         <w:tabs>
-          <w:tab w:val="left" w:pos="432"/>
+          <w:tab w:val="left" w:pos="864"/>
         </w:tabs>
         <w:rPr>
           <w:rFonts w:asciiTheme="minorHAnsi" w:eastAsiaTheme="minorEastAsia" w:hAnsiTheme="minorHAnsi" w:cstheme="minorBidi"/>
           <w:noProof/>
-          <w:sz w:val="22"/>
-          <w:szCs w:val="22"/>
+          <w:kern w:val="2"/>
+          <w:sz w:val="24"/>
+          <w:szCs w:val="24"/>
           <w:lang w:val="es-ES" w:eastAsia="es-ES"/>
+          <w14:ligatures w14:val="standardContextual"/>
         </w:rPr>
       </w:pPr>
       <w:r>
@@ -951,9 +955,11 @@
         <w:rPr>
           <w:rFonts w:asciiTheme="minorHAnsi" w:eastAsiaTheme="minorEastAsia" w:hAnsiTheme="minorHAnsi" w:cstheme="minorBidi"/>
           <w:noProof/>
-          <w:sz w:val="22"/>
-          <w:szCs w:val="22"/>
+          <w:kern w:val="2"/>
+          <w:sz w:val="24"/>
+          <w:szCs w:val="24"/>
           <w:lang w:val="es-ES" w:eastAsia="es-ES"/>
+          <w14:ligatures w14:val="standardContextual"/>
         </w:rPr>
         <w:tab/>
       </w:r>
@@ -967,7 +973,6 @@
       <w:r>
         <w:rPr>
           <w:noProof/>
-          <w:lang w:val="es-ES"/>
         </w:rPr>
         <w:tab/>
       </w:r>
@@ -980,9 +985,8 @@
       <w:r>
         <w:rPr>
           <w:noProof/>
-          <w:lang w:val="es-ES"/>
-        </w:rPr>
-        <w:instrText xml:space="preserve"> PAGEREF _Toc278820254 \h </w:instrText>
+        </w:rPr>
+        <w:instrText xml:space="preserve"> PAGEREF _Toc216897005 \h </w:instrText>
       </w:r>
       <w:r>
         <w:rPr>
@@ -998,9 +1002,8 @@
       <w:r>
         <w:rPr>
           <w:noProof/>
-          <w:lang w:val="es-ES"/>
-        </w:rPr>
-        <w:t>1</w:t>
+        </w:rPr>
+        <w:t>3</w:t>
       </w:r>
       <w:r>
         <w:rPr>
@@ -1013,14 +1016,16 @@
       <w:pPr>
         <w:pStyle w:val="TDC2"/>
         <w:tabs>
-          <w:tab w:val="left" w:pos="1100"/>
+          <w:tab w:val="left" w:pos="1200"/>
         </w:tabs>
         <w:rPr>
           <w:rFonts w:asciiTheme="minorHAnsi" w:eastAsiaTheme="minorEastAsia" w:hAnsiTheme="minorHAnsi" w:cstheme="minorBidi"/>
           <w:noProof/>
-          <w:sz w:val="22"/>
-          <w:szCs w:val="22"/>
+          <w:kern w:val="2"/>
+          <w:sz w:val="24"/>
+          <w:szCs w:val="24"/>
           <w:lang w:val="es-ES" w:eastAsia="es-ES"/>
+          <w14:ligatures w14:val="standardContextual"/>
         </w:rPr>
       </w:pPr>
       <w:r>
@@ -1034,9 +1039,11 @@
         <w:rPr>
           <w:rFonts w:asciiTheme="minorHAnsi" w:eastAsiaTheme="minorEastAsia" w:hAnsiTheme="minorHAnsi" w:cstheme="minorBidi"/>
           <w:noProof/>
-          <w:sz w:val="22"/>
-          <w:szCs w:val="22"/>
+          <w:kern w:val="2"/>
+          <w:sz w:val="24"/>
+          <w:szCs w:val="24"/>
           <w:lang w:val="es-ES" w:eastAsia="es-ES"/>
+          <w14:ligatures w14:val="standardContextual"/>
         </w:rPr>
         <w:tab/>
       </w:r>
@@ -1050,7 +1057,6 @@
       <w:r>
         <w:rPr>
           <w:noProof/>
-          <w:lang w:val="es-ES"/>
         </w:rPr>
         <w:tab/>
       </w:r>
@@ -1063,9 +1069,8 @@
       <w:r>
         <w:rPr>
           <w:noProof/>
-          <w:lang w:val="es-ES"/>
-        </w:rPr>
-        <w:instrText xml:space="preserve"> PAGEREF _Toc278820255 \h </w:instrText>
+        </w:rPr>
+        <w:instrText xml:space="preserve"> PAGEREF _Toc216897006 \h </w:instrText>
       </w:r>
       <w:r>
         <w:rPr>
@@ -1081,9 +1086,8 @@
       <w:r>
         <w:rPr>
           <w:noProof/>
-          <w:lang w:val="es-ES"/>
-        </w:rPr>
-        <w:t>1</w:t>
+        </w:rPr>
+        <w:t>3</w:t>
       </w:r>
       <w:r>
         <w:rPr>
@@ -1096,14 +1100,16 @@
       <w:pPr>
         <w:pStyle w:val="TDC2"/>
         <w:tabs>
-          <w:tab w:val="left" w:pos="1100"/>
+          <w:tab w:val="left" w:pos="1200"/>
         </w:tabs>
         <w:rPr>
           <w:rFonts w:asciiTheme="minorHAnsi" w:eastAsiaTheme="minorEastAsia" w:hAnsiTheme="minorHAnsi" w:cstheme="minorBidi"/>
           <w:noProof/>
-          <w:sz w:val="22"/>
-          <w:szCs w:val="22"/>
+          <w:kern w:val="2"/>
+          <w:sz w:val="24"/>
+          <w:szCs w:val="24"/>
           <w:lang w:val="es-ES" w:eastAsia="es-ES"/>
+          <w14:ligatures w14:val="standardContextual"/>
         </w:rPr>
       </w:pPr>
       <w:r>
@@ -1117,9 +1123,11 @@
         <w:rPr>
           <w:rFonts w:asciiTheme="minorHAnsi" w:eastAsiaTheme="minorEastAsia" w:hAnsiTheme="minorHAnsi" w:cstheme="minorBidi"/>
           <w:noProof/>
-          <w:sz w:val="22"/>
-          <w:szCs w:val="22"/>
+          <w:kern w:val="2"/>
+          <w:sz w:val="24"/>
+          <w:szCs w:val="24"/>
           <w:lang w:val="es-ES" w:eastAsia="es-ES"/>
+          <w14:ligatures w14:val="standardContextual"/>
         </w:rPr>
         <w:tab/>
       </w:r>
@@ -1133,7 +1141,6 @@
       <w:r>
         <w:rPr>
           <w:noProof/>
-          <w:lang w:val="es-ES"/>
         </w:rPr>
         <w:tab/>
       </w:r>
@@ -1146,9 +1153,8 @@
       <w:r>
         <w:rPr>
           <w:noProof/>
-          <w:lang w:val="es-ES"/>
-        </w:rPr>
-        <w:instrText xml:space="preserve"> PAGEREF _Toc278820256 \h </w:instrText>
+        </w:rPr>
+        <w:instrText xml:space="preserve"> PAGEREF _Toc216897007 \h </w:instrText>
       </w:r>
       <w:r>
         <w:rPr>
@@ -1164,9 +1170,8 @@
       <w:r>
         <w:rPr>
           <w:noProof/>
-          <w:lang w:val="es-ES"/>
-        </w:rPr>
-        <w:t>1</w:t>
+        </w:rPr>
+        <w:t>3</w:t>
       </w:r>
       <w:r>
         <w:rPr>
@@ -1179,14 +1184,16 @@
       <w:pPr>
         <w:pStyle w:val="TDC2"/>
         <w:tabs>
-          <w:tab w:val="left" w:pos="1100"/>
+          <w:tab w:val="left" w:pos="1200"/>
         </w:tabs>
         <w:rPr>
           <w:rFonts w:asciiTheme="minorHAnsi" w:eastAsiaTheme="minorEastAsia" w:hAnsiTheme="minorHAnsi" w:cstheme="minorBidi"/>
           <w:noProof/>
-          <w:sz w:val="22"/>
-          <w:szCs w:val="22"/>
+          <w:kern w:val="2"/>
+          <w:sz w:val="24"/>
+          <w:szCs w:val="24"/>
           <w:lang w:val="es-ES" w:eastAsia="es-ES"/>
+          <w14:ligatures w14:val="standardContextual"/>
         </w:rPr>
       </w:pPr>
       <w:r>
@@ -1200,9 +1207,11 @@
         <w:rPr>
           <w:rFonts w:asciiTheme="minorHAnsi" w:eastAsiaTheme="minorEastAsia" w:hAnsiTheme="minorHAnsi" w:cstheme="minorBidi"/>
           <w:noProof/>
-          <w:sz w:val="22"/>
-          <w:szCs w:val="22"/>
+          <w:kern w:val="2"/>
+          <w:sz w:val="24"/>
+          <w:szCs w:val="24"/>
           <w:lang w:val="es-ES" w:eastAsia="es-ES"/>
+          <w14:ligatures w14:val="standardContextual"/>
         </w:rPr>
         <w:tab/>
       </w:r>
@@ -1216,7 +1225,6 @@
       <w:r>
         <w:rPr>
           <w:noProof/>
-          <w:lang w:val="es-ES"/>
         </w:rPr>
         <w:tab/>
       </w:r>
@@ -1229,9 +1237,8 @@
       <w:r>
         <w:rPr>
           <w:noProof/>
-          <w:lang w:val="es-ES"/>
-        </w:rPr>
-        <w:instrText xml:space="preserve"> PAGEREF _Toc278820257 \h </w:instrText>
+        </w:rPr>
+        <w:instrText xml:space="preserve"> PAGEREF _Toc216897008 \h </w:instrText>
       </w:r>
       <w:r>
         <w:rPr>
@@ -1247,9 +1254,8 @@
       <w:r>
         <w:rPr>
           <w:noProof/>
-          <w:lang w:val="es-ES"/>
-        </w:rPr>
-        <w:t>1</w:t>
+        </w:rPr>
+        <w:t>3</w:t>
       </w:r>
       <w:r>
         <w:rPr>
@@ -1262,14 +1268,16 @@
       <w:pPr>
         <w:pStyle w:val="TDC1"/>
         <w:tabs>
-          <w:tab w:val="left" w:pos="432"/>
+          <w:tab w:val="left" w:pos="864"/>
         </w:tabs>
         <w:rPr>
           <w:rFonts w:asciiTheme="minorHAnsi" w:eastAsiaTheme="minorEastAsia" w:hAnsiTheme="minorHAnsi" w:cstheme="minorBidi"/>
           <w:noProof/>
-          <w:sz w:val="22"/>
-          <w:szCs w:val="22"/>
+          <w:kern w:val="2"/>
+          <w:sz w:val="24"/>
+          <w:szCs w:val="24"/>
           <w:lang w:val="es-ES" w:eastAsia="es-ES"/>
+          <w14:ligatures w14:val="standardContextual"/>
         </w:rPr>
       </w:pPr>
       <w:r>
@@ -1283,9 +1291,11 @@
         <w:rPr>
           <w:rFonts w:asciiTheme="minorHAnsi" w:eastAsiaTheme="minorEastAsia" w:hAnsiTheme="minorHAnsi" w:cstheme="minorBidi"/>
           <w:noProof/>
-          <w:sz w:val="22"/>
-          <w:szCs w:val="22"/>
+          <w:kern w:val="2"/>
+          <w:sz w:val="24"/>
+          <w:szCs w:val="24"/>
           <w:lang w:val="es-ES" w:eastAsia="es-ES"/>
+          <w14:ligatures w14:val="standardContextual"/>
         </w:rPr>
         <w:tab/>
       </w:r>
@@ -1299,7 +1309,6 @@
       <w:r>
         <w:rPr>
           <w:noProof/>
-          <w:lang w:val="es-ES"/>
         </w:rPr>
         <w:tab/>
       </w:r>
@@ -1312,9 +1321,8 @@
       <w:r>
         <w:rPr>
           <w:noProof/>
-          <w:lang w:val="es-ES"/>
-        </w:rPr>
-        <w:instrText xml:space="preserve"> PAGEREF _Toc278820258 \h </w:instrText>
+        </w:rPr>
+        <w:instrText xml:space="preserve"> PAGEREF _Toc216897009 \h </w:instrText>
       </w:r>
       <w:r>
         <w:rPr>
@@ -1330,9 +1338,8 @@
       <w:r>
         <w:rPr>
           <w:noProof/>
-          <w:lang w:val="es-ES"/>
-        </w:rPr>
-        <w:t>1</w:t>
+        </w:rPr>
+        <w:t>3</w:t>
       </w:r>
       <w:r>
         <w:rPr>
@@ -1345,14 +1352,16 @@
       <w:pPr>
         <w:pStyle w:val="TDC1"/>
         <w:tabs>
-          <w:tab w:val="left" w:pos="432"/>
+          <w:tab w:val="left" w:pos="864"/>
         </w:tabs>
         <w:rPr>
           <w:rFonts w:asciiTheme="minorHAnsi" w:eastAsiaTheme="minorEastAsia" w:hAnsiTheme="minorHAnsi" w:cstheme="minorBidi"/>
           <w:noProof/>
-          <w:sz w:val="22"/>
-          <w:szCs w:val="22"/>
+          <w:kern w:val="2"/>
+          <w:sz w:val="24"/>
+          <w:szCs w:val="24"/>
           <w:lang w:val="es-ES" w:eastAsia="es-ES"/>
+          <w14:ligatures w14:val="standardContextual"/>
         </w:rPr>
       </w:pPr>
       <w:r>
@@ -1366,9 +1375,11 @@
         <w:rPr>
           <w:rFonts w:asciiTheme="minorHAnsi" w:eastAsiaTheme="minorEastAsia" w:hAnsiTheme="minorHAnsi" w:cstheme="minorBidi"/>
           <w:noProof/>
-          <w:sz w:val="22"/>
-          <w:szCs w:val="22"/>
+          <w:kern w:val="2"/>
+          <w:sz w:val="24"/>
+          <w:szCs w:val="24"/>
           <w:lang w:val="es-ES" w:eastAsia="es-ES"/>
+          <w14:ligatures w14:val="standardContextual"/>
         </w:rPr>
         <w:tab/>
       </w:r>
@@ -1382,7 +1393,6 @@
       <w:r>
         <w:rPr>
           <w:noProof/>
-          <w:lang w:val="es-ES"/>
         </w:rPr>
         <w:tab/>
       </w:r>
@@ -1395,9 +1405,8 @@
       <w:r>
         <w:rPr>
           <w:noProof/>
-          <w:lang w:val="es-ES"/>
-        </w:rPr>
-        <w:instrText xml:space="preserve"> PAGEREF _Toc278820259 \h </w:instrText>
+        </w:rPr>
+        <w:instrText xml:space="preserve"> PAGEREF _Toc216897010 \h </w:instrText>
       </w:r>
       <w:r>
         <w:rPr>
@@ -1413,9 +1422,8 @@
       <w:r>
         <w:rPr>
           <w:noProof/>
-          <w:lang w:val="es-ES"/>
-        </w:rPr>
-        <w:t>1</w:t>
+        </w:rPr>
+        <w:t>4</w:t>
       </w:r>
       <w:r>
         <w:rPr>
@@ -1484,16 +1492,16 @@
           <w:lang w:val="es-ES"/>
         </w:rPr>
       </w:pPr>
-      <w:bookmarkStart w:id="1" w:name="_Toc278820252"/>
-      <w:bookmarkStart w:id="2" w:name="_Toc436203377"/>
-      <w:bookmarkStart w:id="3" w:name="_Toc452813577"/>
+      <w:bookmarkStart w:id="1" w:name="_Toc436203377"/>
+      <w:bookmarkStart w:id="2" w:name="_Toc452813577"/>
+      <w:bookmarkStart w:id="3" w:name="_Toc216897003"/>
       <w:r>
         <w:rPr>
           <w:lang w:val="es-ES"/>
         </w:rPr>
         <w:t>Elementos de prueba</w:t>
       </w:r>
-      <w:bookmarkEnd w:id="1"/>
+      <w:bookmarkEnd w:id="3"/>
     </w:p>
     <w:p>
       <w:pPr>
@@ -1523,7 +1531,7 @@
           <w:lang w:val="es-ES"/>
         </w:rPr>
       </w:pPr>
-      <w:bookmarkStart w:id="4" w:name="_Toc278820253"/>
+      <w:bookmarkStart w:id="4" w:name="_Toc216897004"/>
       <w:r>
         <w:rPr>
           <w:lang w:val="es-ES"/>
@@ -4366,26 +4374,14 @@
               <w:rPr>
                 <w:lang w:val="es-ES"/>
               </w:rPr>
-              <w:t>“Pablo”, “</w:t>
-            </w:r>
-            <w:r>
-              <w:rPr>
-                <w:lang w:val="es-ES"/>
-              </w:rPr>
-              <w:t>R</w:t>
-            </w:r>
-            <w:r>
-              <w:rPr>
-                <w:lang w:val="es-ES"/>
-              </w:rPr>
-              <w:t xml:space="preserve">”, “Val </w:t>
+              <w:t xml:space="preserve">“Pablo”, “”, “Val General, </w:t>
             </w:r>
             <w:r>
               <w:rPr>
                 <w:lang w:val="es-ES"/>
               </w:rPr>
               <w:lastRenderedPageBreak/>
-              <w:t xml:space="preserve">General, 12”, “Efectivo” , “+34 622”, “Air </w:t>
+              <w:t xml:space="preserve">12”, “Efectivo” , “+34 622”, “Air </w:t>
             </w:r>
             <w:proofErr w:type="spellStart"/>
             <w:r>
@@ -4754,19 +4750,7 @@
               <w:rPr>
                 <w:lang w:val="es-ES"/>
               </w:rPr>
-              <w:t>“Pablo”, “Ramón”, “</w:t>
-            </w:r>
-            <w:r>
-              <w:rPr>
-                <w:lang w:val="es-ES"/>
-              </w:rPr>
-              <w:t>casa</w:t>
-            </w:r>
-            <w:r>
-              <w:rPr>
-                <w:lang w:val="es-ES"/>
-              </w:rPr>
-              <w:t xml:space="preserve">”, “Efectivo” , “+34 622”, “Air </w:t>
+              <w:t xml:space="preserve">“Pablo”, “Ramón”, “”, “Efectivo” , “+34 622”, “Air </w:t>
             </w:r>
             <w:proofErr w:type="spellStart"/>
             <w:r>
@@ -5384,7 +5368,7 @@
           <w:lang w:val="es-ES"/>
         </w:rPr>
       </w:pPr>
-      <w:bookmarkStart w:id="5" w:name="_Toc278820254"/>
+      <w:bookmarkStart w:id="5" w:name="_Toc216897005"/>
       <w:r>
         <w:rPr>
           <w:lang w:val="es-ES"/>
@@ -5400,7 +5384,7 @@
           <w:lang w:val="es-ES"/>
         </w:rPr>
       </w:pPr>
-      <w:bookmarkStart w:id="6" w:name="_Toc278820255"/>
+      <w:bookmarkStart w:id="6" w:name="_Toc216897006"/>
       <w:r>
         <w:rPr>
           <w:lang w:val="es-ES"/>
@@ -5443,7 +5427,7 @@
           <w:lang w:val="es-ES"/>
         </w:rPr>
       </w:pPr>
-      <w:bookmarkStart w:id="7" w:name="_Toc278820256"/>
+      <w:bookmarkStart w:id="7" w:name="_Toc216897007"/>
       <w:r>
         <w:rPr>
           <w:lang w:val="es-ES"/>
@@ -5482,7 +5466,7 @@
           <w:lang w:val="es-ES"/>
         </w:rPr>
       </w:pPr>
-      <w:bookmarkStart w:id="8" w:name="_Toc278820257"/>
+      <w:bookmarkStart w:id="8" w:name="_Toc216897008"/>
       <w:r>
         <w:rPr>
           <w:lang w:val="es-ES"/>
@@ -5512,7 +5496,7 @@
           <w:lang w:val="es-ES"/>
         </w:rPr>
       </w:pPr>
-      <w:bookmarkStart w:id="9" w:name="_Toc278820258"/>
+      <w:bookmarkStart w:id="9" w:name="_Toc216897009"/>
       <w:r>
         <w:rPr>
           <w:lang w:val="es-ES"/>
@@ -5594,7 +5578,7 @@
           <w:lang w:val="es-ES"/>
         </w:rPr>
       </w:pPr>
-      <w:bookmarkStart w:id="10" w:name="_Toc278820259"/>
+      <w:bookmarkStart w:id="10" w:name="_Toc216897010"/>
       <w:r>
         <w:rPr>
           <w:lang w:val="es-ES"/>
@@ -5621,8 +5605,8 @@
       </w:r>
       <w:bookmarkEnd w:id="10"/>
     </w:p>
+    <w:bookmarkEnd w:id="1"/>
     <w:bookmarkEnd w:id="2"/>
-    <w:bookmarkEnd w:id="3"/>
     <w:p>
       <w:pPr>
         <w:ind w:left="708"/>
@@ -6000,10 +5984,7 @@
             <w:ind w:right="68"/>
           </w:pPr>
           <w:r>
-            <w:t xml:space="preserve">  Version:           </w:t>
-          </w:r>
-          <w:r>
-            <w:t>&lt;1.</w:t>
+            <w:t xml:space="preserve">  Version:           &lt;1.</w:t>
           </w:r>
           <w:r>
             <w:t>3</w:t>
